--- a/tasks/finalpool/yt-fireship-terminal-excel-pdf/groundtruth_workspace/Fireship_Analytics_Report.docx
+++ b/tasks/finalpool/yt-fireship-terminal-excel-pdf/groundtruth_workspace/Fireship_Analytics_Report.docx
@@ -2,6 +2,14 @@
 <file path=word/document.xml><?xml version="1.0" encoding="utf-8"?>
 <w:document xmlns:wpc="http://schemas.microsoft.com/office/word/2010/wordprocessingCanvas" xmlns:mo="http://schemas.microsoft.com/office/mac/office/2008/main" xmlns:mc="http://schemas.openxmlformats.org/markup-compatibility/2006" xmlns:mv="urn:schemas-microsoft-com:mac:vml" xmlns:o="urn:schemas-microsoft-com:office:office" xmlns:r="http://schemas.openxmlformats.org/officeDocument/2006/relationships" xmlns:m="http://schemas.openxmlformats.org/officeDocument/2006/math" xmlns:v="urn:schemas-microsoft-com:vml" xmlns:wp14="http://schemas.microsoft.com/office/word/2010/wordprocessingDrawing" xmlns:wp="http://schemas.openxmlformats.org/drawingml/2006/wordprocessingDrawing" xmlns:w10="urn:schemas-microsoft-com:office:word" xmlns:w="http://schemas.openxmlformats.org/wordprocessingml/2006/main" xmlns:w14="http://schemas.microsoft.com/office/word/2010/wordml" xmlns:wpg="http://schemas.microsoft.com/office/word/2010/wordprocessingGroup" xmlns:wpi="http://schemas.microsoft.com/office/word/2010/wordprocessingInk" xmlns:wne="http://schemas.microsoft.com/office/word/2006/wordml" xmlns:wps="http://schemas.microsoft.com/office/word/2010/wordprocessingShape" mc:Ignorable="w14 wp14">
   <w:body>
+    <w:p>
+      <w:pPr>
+        <w:pStyle w:val="Title"/>
+      </w:pPr>
+      <w:r>
+        <w:t>Fireship Channel Analytics Report</w:t>
+      </w:r>
+    </w:p>
     <w:p>
       <w:pPr>
         <w:pStyle w:val="Heading1"/>
@@ -12,7 +20,7 @@
     </w:p>
     <w:p>
       <w:r>
-        <w:t>Fireship channel has 104 videos with 104M total views.</w:t>
+        <w:t>The Fireship channel published 104 videos covered by this analysis, accumulating a total of 121,886,817 views. The channel maintained an overall average engagement rate of 3.969%.</w:t>
       </w:r>
     </w:p>
     <w:p>
@@ -25,7 +33,7 @@
     </w:p>
     <w:p>
       <w:r>
-        <w:t>2025-Q1 had the highest views. 2024-Q1 had the lowest.</w:t>
+        <w:t>The strongest quarter was 2025-Q1 with 41,785,933 views, while the weakest was 2024-Q2 with 7,309,503 views. Engagement was strongest in 2024-Q3 (4.350%).</w:t>
       </w:r>
     </w:p>
     <w:p>
@@ -38,7 +46,7 @@
     </w:p>
     <w:p>
       <w:r>
-        <w:t>Views are growing year over year. Engagement is declining slightly.</w:t>
+        <w:t>First, video output increased substantially from 2024-Q2 to 2025-Q1, peaking at 27 videos in 2025-Q1. Second, engagement rates declined gradually over time from 4.350% in 2024-Q3 to 3.530% in 2025-Q2, even though total views per quarter remained high.</w:t>
       </w:r>
     </w:p>
     <w:p>
@@ -51,7 +59,7 @@
     </w:p>
     <w:p>
       <w:r>
-        <w:t>Data sourced from internal video database, 104 published videos.</w:t>
+        <w:t>The data was sourced from the internal video database and covers all available published Fireship videos (104 in total).</w:t>
       </w:r>
     </w:p>
     <w:sectPr>
